--- a/downloads/handouts/Unit 06/Handout 06.03 - Waste Audit Data Sheet and Scale Up.docx
+++ b/downloads/handouts/Unit 06/Handout 06.03 - Waste Audit Data Sheet and Scale Up.docx
@@ -629,13 +629,19 @@
       </w:r>
     </w:p>
     <w:p>
-      <w:r>
-        <w:br w:type="page"/>
-      </w:r>
-    </w:p>
-    <w:p>
-      <w:r>
-        <w:br w:type="page"/>
+      <w:pPr>
+        <w:pStyle w:val="BodyText"/>
+      </w:pPr>
+      <w:r>
+        <w:t xml:space="preserve">_____________________________________________________________________________</w:t>
+      </w:r>
+    </w:p>
+    <w:p>
+      <w:pPr>
+        <w:pStyle w:val="BodyText"/>
+      </w:pPr>
+      <w:r>
+        <w:t xml:space="preserve">_____________________________________________________________________________</w:t>
       </w:r>
     </w:p>
     <w:p>
@@ -674,8 +680,11 @@
       </w:r>
     </w:p>
     <w:p>
-      <w:r>
-        <w:br w:type="page"/>
+      <w:pPr>
+        <w:pStyle w:val="BodyText"/>
+      </w:pPr>
+      <w:r>
+        <w:t xml:space="preserve">_____________________________________________________________________________</w:t>
       </w:r>
     </w:p>
     <w:p>
@@ -747,13 +756,19 @@
       </w:r>
     </w:p>
     <w:p>
-      <w:r>
-        <w:br w:type="page"/>
-      </w:r>
-    </w:p>
-    <w:p>
-      <w:r>
-        <w:br w:type="page"/>
+      <w:pPr>
+        <w:pStyle w:val="BodyText"/>
+      </w:pPr>
+      <w:r>
+        <w:t xml:space="preserve">_____________________________________________________________________________</w:t>
+      </w:r>
+    </w:p>
+    <w:p>
+      <w:pPr>
+        <w:pStyle w:val="BodyText"/>
+      </w:pPr>
+      <w:r>
+        <w:t xml:space="preserve">_____________________________________________________________________________</w:t>
       </w:r>
     </w:p>
     <w:p>
@@ -1065,8 +1080,11 @@
       </w:r>
     </w:p>
     <w:p>
-      <w:r>
-        <w:br w:type="page"/>
+      <w:pPr>
+        <w:pStyle w:val="BodyText"/>
+      </w:pPr>
+      <w:r>
+        <w:t xml:space="preserve">_____________________________________________________________________________</w:t>
       </w:r>
     </w:p>
     <w:p>
@@ -1081,18 +1099,39 @@
       </w:r>
     </w:p>
     <w:p>
-      <w:r>
-        <w:br w:type="page"/>
-      </w:r>
-    </w:p>
-    <w:p>
-      <w:r>
-        <w:br w:type="page"/>
-      </w:r>
-    </w:p>
-    <w:p>
-      <w:r>
-        <w:br w:type="page"/>
+      <w:pPr>
+        <w:numPr>
+          <w:ilvl w:val="0"/>
+          <w:numId w:val="1001"/>
+        </w:numPr>
+        <w:pStyle w:val="Compact"/>
+      </w:pPr>
+      <w:r>
+        <w:t xml:space="preserve">___________________________________________________________________________</w:t>
+      </w:r>
+    </w:p>
+    <w:p>
+      <w:pPr>
+        <w:numPr>
+          <w:ilvl w:val="0"/>
+          <w:numId w:val="1001"/>
+        </w:numPr>
+        <w:pStyle w:val="Compact"/>
+      </w:pPr>
+      <w:r>
+        <w:t xml:space="preserve">___________________________________________________________________________</w:t>
+      </w:r>
+    </w:p>
+    <w:p>
+      <w:pPr>
+        <w:numPr>
+          <w:ilvl w:val="0"/>
+          <w:numId w:val="1001"/>
+        </w:numPr>
+        <w:pStyle w:val="Compact"/>
+      </w:pPr>
+      <w:r>
+        <w:t xml:space="preserve">___________________________________________________________________________</w:t>
       </w:r>
     </w:p>
     <w:p>

--- a/downloads/handouts/Unit 06/Handout 06.03 - Waste Audit Data Sheet and Scale Up.docx
+++ b/downloads/handouts/Unit 06/Handout 06.03 - Waste Audit Data Sheet and Scale Up.docx
@@ -582,7 +582,7 @@
         <w:pStyle w:val="FirstParagraph"/>
       </w:pPr>
       <w:r>
-        <w:t xml:space="preserve">Show your work in every box. Label every answer with its unit.</w:t>
+        <w:t xml:space="preserve">Show your work in every box. Write the unit (grams, ounces, pounds, or items) after every answer.</w:t>
       </w:r>
     </w:p>
     <w:p>
@@ -633,7 +633,7 @@
         <w:pStyle w:val="BodyText"/>
       </w:pPr>
       <w:r>
-        <w:t xml:space="preserve">_____________________________________________________________________________</w:t>
+        <w:t xml:space="preserve">Line 1: _____________________________________________________________________________</w:t>
       </w:r>
     </w:p>
     <w:p>
@@ -641,7 +641,7 @@
         <w:pStyle w:val="BodyText"/>
       </w:pPr>
       <w:r>
-        <w:t xml:space="preserve">_____________________________________________________________________________</w:t>
+        <w:t xml:space="preserve">Line 2: _____________________________________________________________________________</w:t>
       </w:r>
     </w:p>
     <w:p>
@@ -684,7 +684,7 @@
         <w:pStyle w:val="BodyText"/>
       </w:pPr>
       <w:r>
-        <w:t xml:space="preserve">_____________________________________________________________________________</w:t>
+        <w:t xml:space="preserve">Line 1: _____________________________________________________________________________</w:t>
       </w:r>
     </w:p>
     <w:p>
@@ -716,9 +716,9 @@
       <w:pPr>
         <w:pStyle w:val="Heading3"/>
       </w:pPr>
-      <w:bookmarkStart w:id="26" w:name="calculation-3-the-whole-school"/>
-      <w:r>
-        <w:t xml:space="preserve">Calculation 3: the whole school</w:t>
+      <w:bookmarkStart w:id="26" w:name="X7b8134f454781e685ab41dcbb8dc24e2bb0256b"/>
+      <w:r>
+        <w:t xml:space="preserve">Calculation 3: our class, then the whole school</w:t>
       </w:r>
       <w:bookmarkEnd w:id="26"/>
     </w:p>
@@ -727,7 +727,7 @@
         <w:pStyle w:val="FirstParagraph"/>
       </w:pPr>
       <w:r>
-        <w:t xml:space="preserve">Per person per school year ____________ times number of students in the building ____________ = ____________</w:t>
+        <w:t xml:space="preserve">Use the pounds number from Calculation 2.</w:t>
       </w:r>
     </w:p>
     <w:p>
@@ -735,7 +735,24 @@
         <w:pStyle w:val="BodyText"/>
       </w:pPr>
       <w:r>
-        <w:t xml:space="preserve">In pounds: ____________</w:t>
+        <w:t xml:space="preserve">Pounds per person per school year ____________ times number of people in our class ____________ = ____________</w:t>
+      </w:r>
+      <w:r>
+        <w:t xml:space="preserve"> </w:t>
+      </w:r>
+      <w:r>
+        <w:rPr>
+          <w:b/>
+        </w:rPr>
+        <w:t xml:space="preserve">pounds per school year, our class</w:t>
+      </w:r>
+    </w:p>
+    <w:p>
+      <w:pPr>
+        <w:pStyle w:val="BodyText"/>
+      </w:pPr>
+      <w:r>
+        <w:t xml:space="preserve">Pounds per person per school year ____________ times number of students in the building ____________ = ____________</w:t>
       </w:r>
       <w:r>
         <w:t xml:space="preserve"> </w:t>
@@ -760,7 +777,7 @@
         <w:pStyle w:val="BodyText"/>
       </w:pPr>
       <w:r>
-        <w:t xml:space="preserve">_____________________________________________________________________________</w:t>
+        <w:t xml:space="preserve">Line 1: _____________________________________________________________________________</w:t>
       </w:r>
     </w:p>
     <w:p>
@@ -768,7 +785,7 @@
         <w:pStyle w:val="BodyText"/>
       </w:pPr>
       <w:r>
-        <w:t xml:space="preserve">_____________________________________________________________________________</w:t>
+        <w:t xml:space="preserve">Line 2: _____________________________________________________________________________</w:t>
       </w:r>
     </w:p>
     <w:p>
@@ -1076,7 +1093,7 @@
         <w:pStyle w:val="BodyText"/>
       </w:pPr>
       <w:r>
-        <w:t xml:space="preserve">Which one would still be happening in a month? ______ Why that one?</w:t>
+        <w:t xml:space="preserve">Which one would still be happening a month from now? ______ Why that one?</w:t>
       </w:r>
     </w:p>
     <w:p>
@@ -1084,7 +1101,7 @@
         <w:pStyle w:val="BodyText"/>
       </w:pPr>
       <w:r>
-        <w:t xml:space="preserve">_____________________________________________________________________________</w:t>
+        <w:t xml:space="preserve">Answer: _____________________________________________________________________________</w:t>
       </w:r>
     </w:p>
     <w:p>
@@ -1238,6 +1255,12 @@
         <w:t xml:space="preserve"> </w:t>
       </w:r>
       <w:r>
+        <w:t xml:space="preserve">______ times 24 students = about ______ pounds for the class</w:t>
+      </w:r>
+      <w:r>
+        <w:t xml:space="preserve"> </w:t>
+      </w:r>
+      <w:r>
         <w:t xml:space="preserve">______ times 600 students = about ______ pounds for the whole school</w:t>
       </w:r>
     </w:p>
@@ -1255,7 +1278,7 @@
         <w:t xml:space="preserve"> </w:t>
       </w:r>
       <w:r>
-        <w:t xml:space="preserve">do the first four lines only. Stop before the whole-school line.</w:t>
+        <w:t xml:space="preserve">do the first four lines only. Stop before the class line.</w:t>
       </w:r>
     </w:p>
     <w:p>
